--- a/docs/exports/03-DATA-FLOW.docx
+++ b/docs/exports/03-DATA-FLOW.docx
@@ -10,7 +10,7 @@
         <w:t xml:space="preserve">03-DATA-FLOW</w:t>
       </w:r>
     </w:p>
-    <w:bookmarkStart w:id="15" w:name="data-flow"/>
+    <w:bookmarkStart w:id="16" w:name="data-flow"/>
     <w:p>
       <w:pPr>
         <w:pStyle w:val="Heading1"/>
@@ -152,7 +152,16 @@
         <w:rPr>
           <w:rStyle w:val="VerbatimChar"/>
         </w:rPr>
-        <w:t xml:space="preserve">[Analyze]  for each significant cluster, run the CrewAI crew:</w:t>
+        <w:t xml:space="preserve">[Analyze]  fetch each article's FULL body (ephemeral, not stored — D-013), then</w:t>
+      </w:r>
+      <w:r>
+        <w:br/>
+      </w:r>
+      <w:r>
+        <w:rPr>
+          <w:rStyle w:val="VerbatimChar"/>
+        </w:rPr>
+        <w:t xml:space="preserve">           run the CrewAI crew on the full text:</w:t>
       </w:r>
       <w:r>
         <w:br/>
@@ -170,7 +179,16 @@
         <w:rPr>
           <w:rStyle w:val="VerbatimChar"/>
         </w:rPr>
-        <w:t xml:space="preserve">           writes neutral_md / beginner_md / pro_md / lean_spread / sentiment</w:t>
+        <w:t xml:space="preserve">           Bias reads + updates `sources` reputation (D-014); Editor writes</w:t>
+      </w:r>
+      <w:r>
+        <w:br/>
+      </w:r>
+      <w:r>
+        <w:rPr>
+          <w:rStyle w:val="VerbatimChar"/>
+        </w:rPr>
+        <w:t xml:space="preserve">           neutral_md / beginner_md / pro_md / lean_spread / sentiment / impact_score</w:t>
       </w:r>
       <w:r>
         <w:br/>
@@ -680,7 +698,225 @@
       </w:r>
     </w:p>
     <w:bookmarkEnd w:id="11"/>
-    <w:bookmarkStart w:id="12" w:name="data-sources-all-free-no-api-key"/>
+    <w:bookmarkStart w:id="12" w:name="relevance-impact-ranking-d-012"/>
+    <w:p>
+      <w:pPr>
+        <w:pStyle w:val="Heading2"/>
+      </w:pPr>
+      <w:r>
+        <w:t xml:space="preserve">3.5 Relevance &amp; impact ranking (D-012)</w:t>
+      </w:r>
+    </w:p>
+    <w:p>
+      <w:pPr>
+        <w:pStyle w:val="FirstParagraph"/>
+      </w:pPr>
+      <w:r>
+        <w:t xml:space="preserve">After clustering, every story is scored on</w:t>
+      </w:r>
+      <w:r>
+        <w:t xml:space="preserve"> </w:t>
+      </w:r>
+      <w:r>
+        <w:rPr>
+          <w:b/>
+          <w:bCs/>
+        </w:rPr>
+        <w:t xml:space="preserve">two transparent axes</w:t>
+      </w:r>
+      <w:r>
+        <w:t xml:space="preserve"> </w:t>
+      </w:r>
+      <w:r>
+        <w:t xml:space="preserve">and ranked by their</w:t>
+      </w:r>
+      <w:r>
+        <w:t xml:space="preserve"> </w:t>
+      </w:r>
+      <w:r>
+        <w:t xml:space="preserve">product — this is what turns</w:t>
+      </w:r>
+      <w:r>
+        <w:t xml:space="preserve"> </w:t>
+      </w:r>
+      <w:r>
+        <w:t xml:space="preserve">“all the news”</w:t>
+      </w:r>
+      <w:r>
+        <w:t xml:space="preserve"> </w:t>
+      </w:r>
+      <w:r>
+        <w:t xml:space="preserve">into</w:t>
+      </w:r>
+      <w:r>
+        <w:t xml:space="preserve"> </w:t>
+      </w:r>
+      <w:r>
+        <w:t xml:space="preserve">“the news that matters to you”</w:t>
+      </w:r>
+      <w:r>
+        <w:t xml:space="preserve">:</w:t>
+      </w:r>
+    </w:p>
+    <w:p>
+      <w:pPr>
+        <w:pStyle w:val="SourceCode"/>
+      </w:pPr>
+      <w:r>
+        <w:rPr>
+          <w:rStyle w:val="VerbatimChar"/>
+        </w:rPr>
+        <w:t xml:space="preserve">relevance = impact_score (0–100)  ×  region_relevance (0–1)</w:t>
+      </w:r>
+      <w:r>
+        <w:br/>
+      </w:r>
+      <w:r>
+        <w:rPr>
+          <w:rStyle w:val="VerbatimChar"/>
+        </w:rPr>
+        <w:t xml:space="preserve">            economic impact            proximity to home_region (default: Indonesia)</w:t>
+      </w:r>
+    </w:p>
+    <w:p>
+      <w:pPr>
+        <w:pStyle w:val="Compact"/>
+        <w:numPr>
+          <w:ilvl w:val="0"/>
+          <w:numId w:val="1002"/>
+        </w:numPr>
+      </w:pPr>
+      <w:r>
+        <w:rPr>
+          <w:b/>
+          <w:bCs/>
+        </w:rPr>
+        <w:t xml:space="preserve">Economic impact</w:t>
+      </w:r>
+      <w:r>
+        <w:t xml:space="preserve"> </w:t>
+      </w:r>
+      <w:r>
+        <w:t xml:space="preserve">— does it move prices, jobs, rates, cost of living, savings?</w:t>
+      </w:r>
+      <w:r>
+        <w:t xml:space="preserve"> </w:t>
+      </w:r>
+      <w:r>
+        <w:t xml:space="preserve">Celebrity/sports/entertainment → ~0 → filtered out by default. Iran→oil, tariffs,</w:t>
+      </w:r>
+      <w:r>
+        <w:t xml:space="preserve"> </w:t>
+      </w:r>
+      <w:r>
+        <w:t xml:space="preserve">rate decisions → high.</w:t>
+      </w:r>
+    </w:p>
+    <w:p>
+      <w:pPr>
+        <w:pStyle w:val="Compact"/>
+        <w:numPr>
+          <w:ilvl w:val="0"/>
+          <w:numId w:val="1002"/>
+        </w:numPr>
+      </w:pPr>
+      <w:r>
+        <w:rPr>
+          <w:b/>
+          <w:bCs/>
+        </w:rPr>
+        <w:t xml:space="preserve">Geographic relevance</w:t>
+      </w:r>
+      <w:r>
+        <w:t xml:space="preserve"> </w:t>
+      </w:r>
+      <w:r>
+        <w:t xml:space="preserve">— Local (Indonesia) &gt; Regional (ASEAN/Asia) &gt; Global-high-impact;</w:t>
+      </w:r>
+      <w:r>
+        <w:t xml:space="preserve"> </w:t>
+      </w:r>
+      <w:r>
+        <w:t xml:space="preserve">global news that doesn’t reach Indonesia economically is dropped.</w:t>
+      </w:r>
+    </w:p>
+    <w:p>
+      <w:pPr>
+        <w:pStyle w:val="FirstParagraph"/>
+      </w:pPr>
+      <w:r>
+        <w:t xml:space="preserve">The Curator weights gathering by</w:t>
+      </w:r>
+      <w:r>
+        <w:t xml:space="preserve"> </w:t>
+      </w:r>
+      <w:r>
+        <w:rPr>
+          <w:rStyle w:val="VerbatimChar"/>
+        </w:rPr>
+        <w:t xml:space="preserve">home_region</w:t>
+      </w:r>
+      <w:r>
+        <w:t xml:space="preserve">; the Editor writes the</w:t>
+      </w:r>
+      <w:r>
+        <w:t xml:space="preserve"> </w:t>
+      </w:r>
+      <w:r>
+        <w:rPr>
+          <w:rStyle w:val="VerbatimChar"/>
+        </w:rPr>
+        <w:t xml:space="preserve">impact_summary</w:t>
+      </w:r>
+      <w:r>
+        <w:t xml:space="preserve"> </w:t>
+      </w:r>
+      <w:r>
+        <w:t xml:space="preserve">(</w:t>
+      </w:r>
+      <w:r>
+        <w:t xml:space="preserve">“why this matters to you”</w:t>
+      </w:r>
+      <w:r>
+        <w:t xml:space="preserve">) and the local angle. The home page sorts by relevance, not</w:t>
+      </w:r>
+      <w:r>
+        <w:t xml:space="preserve"> </w:t>
+      </w:r>
+      <w:r>
+        <w:t xml:space="preserve">recency. Trust safeguards: show</w:t>
+      </w:r>
+      <w:r>
+        <w:t xml:space="preserve"> </w:t>
+      </w:r>
+      <w:r>
+        <w:rPr>
+          <w:i/>
+          <w:iCs/>
+        </w:rPr>
+        <w:t xml:space="preserve">why</w:t>
+      </w:r>
+      <w:r>
+        <w:t xml:space="preserve"> </w:t>
+      </w:r>
+      <w:r>
+        <w:t xml:space="preserve">each story ranks (impact chain) and offer</w:t>
+      </w:r>
+      <w:r>
+        <w:t xml:space="preserve"> </w:t>
+      </w:r>
+      <w:r>
+        <w:t xml:space="preserve">“show</w:t>
+      </w:r>
+      <w:r>
+        <w:t xml:space="preserve"> </w:t>
+      </w:r>
+      <w:r>
+        <w:t xml:space="preserve">everything we filtered.”</w:t>
+      </w:r>
+    </w:p>
+    <w:bookmarkEnd w:id="12"/>
+    <w:bookmarkStart w:id="13" w:name="data-sources-all-free-no-api-key"/>
     <w:p>
       <w:pPr>
         <w:pStyle w:val="Heading2"/>
@@ -751,13 +987,13 @@
                 <w:b/>
                 <w:bCs/>
               </w:rPr>
-              <w:t xml:space="preserve">RSS</w:t>
+              <w:t xml:space="preserve">International RSS</w:t>
             </w:r>
             <w:r>
               <w:t xml:space="preserve"> </w:t>
             </w:r>
             <w:r>
-              <w:t xml:space="preserve">(Reuters, AP, BBC, Al Jazeera, CNBC, regional/Indonesian + Asian)</w:t>
+              <w:t xml:space="preserve">(Reuters, AP, BBC, Al Jazeera, CNBC)</w:t>
             </w:r>
           </w:p>
         </w:tc>
@@ -768,7 +1004,7 @@
               <w:pStyle w:val="Compact"/>
             </w:pPr>
             <w:r>
-              <w:t xml:space="preserve">Reliable attributed coverage</w:t>
+              <w:t xml:space="preserve">Reliable attributed global coverage</w:t>
             </w:r>
           </w:p>
         </w:tc>
@@ -779,7 +1015,7 @@
               <w:pStyle w:val="Compact"/>
             </w:pPr>
             <w:r>
-              <w:t xml:space="preserve">Free, stable, easy to parse, named outlets enable lean analysis</w:t>
+              <w:t xml:space="preserve">Free, stable, named outlets enable lean analysis</w:t>
             </w:r>
           </w:p>
         </w:tc>
@@ -796,7 +1032,13 @@
                 <w:b/>
                 <w:bCs/>
               </w:rPr>
-              <w:t xml:space="preserve">GDELT</w:t>
+              <w:t xml:space="preserve">Indonesian RSS</w:t>
+            </w:r>
+            <w:r>
+              <w:t xml:space="preserve"> </w:t>
+            </w:r>
+            <w:r>
+              <w:t xml:space="preserve">(Antara, Kompas, Detik, Kontan, Bisnis, CNBC Indonesia, Jakarta Post)</w:t>
             </w:r>
           </w:p>
         </w:tc>
@@ -807,7 +1049,7 @@
               <w:pStyle w:val="Compact"/>
             </w:pPr>
             <w:r>
-              <w:t xml:space="preserve">Breadth across countries</w:t>
+              <w:t xml:space="preserve">Home-region coverage (D-012)</w:t>
             </w:r>
           </w:p>
         </w:tc>
@@ -818,19 +1060,7 @@
               <w:pStyle w:val="Compact"/>
             </w:pPr>
             <w:r>
-              <w:t xml:space="preserve">Free global event database —</w:t>
-            </w:r>
-            <w:r>
-              <w:t xml:space="preserve"> </w:t>
-            </w:r>
-            <w:r>
-              <w:t xml:space="preserve">“news from around the world”</w:t>
-            </w:r>
-            <w:r>
-              <w:t xml:space="preserve"> </w:t>
-            </w:r>
-            <w:r>
-              <w:t xml:space="preserve">without paid feeds</w:t>
+              <w:t xml:space="preserve">Weighted highest; gives the local economic angle</w:t>
             </w:r>
           </w:p>
         </w:tc>
@@ -847,7 +1077,7 @@
                 <w:b/>
                 <w:bCs/>
               </w:rPr>
-              <w:t xml:space="preserve">Frankfurter / free quotes</w:t>
+              <w:t xml:space="preserve">GDELT</w:t>
             </w:r>
           </w:p>
         </w:tc>
@@ -858,7 +1088,22 @@
               <w:pStyle w:val="Compact"/>
             </w:pPr>
             <w:r>
-              <w:t xml:space="preserve">Market context (FX, prices)</w:t>
+              <w:t xml:space="preserve">Breadth across countries;</w:t>
+            </w:r>
+            <w:r>
+              <w:t xml:space="preserve"> </w:t>
+            </w:r>
+            <w:r>
+              <w:rPr>
+                <w:rStyle w:val="VerbatimChar"/>
+              </w:rPr>
+              <w:t xml:space="preserve">sourcecountry</w:t>
+            </w:r>
+            <w:r>
+              <w:t xml:space="preserve"> </w:t>
+            </w:r>
+            <w:r>
+              <w:t xml:space="preserve">filter</w:t>
             </w:r>
           </w:p>
         </w:tc>
@@ -869,6 +1114,54 @@
               <w:pStyle w:val="Compact"/>
             </w:pPr>
             <w:r>
+              <w:t xml:space="preserve">Free global event database —</w:t>
+            </w:r>
+            <w:r>
+              <w:t xml:space="preserve"> </w:t>
+            </w:r>
+            <w:r>
+              <w:t xml:space="preserve">“news from around the world”</w:t>
+            </w:r>
+            <w:r>
+              <w:t xml:space="preserve">; the country filter feeds region weighting</w:t>
+            </w:r>
+          </w:p>
+        </w:tc>
+      </w:tr>
+      <w:tr>
+        <w:tc>
+          <w:tcPr/>
+          <w:p>
+            <w:pPr>
+              <w:pStyle w:val="Compact"/>
+            </w:pPr>
+            <w:r>
+              <w:rPr>
+                <w:b/>
+                <w:bCs/>
+              </w:rPr>
+              <w:t xml:space="preserve">Frankfurter / free quotes</w:t>
+            </w:r>
+          </w:p>
+        </w:tc>
+        <w:tc>
+          <w:tcPr/>
+          <w:p>
+            <w:pPr>
+              <w:pStyle w:val="Compact"/>
+            </w:pPr>
+            <w:r>
+              <w:t xml:space="preserve">Market context (FX, prices)</w:t>
+            </w:r>
+          </w:p>
+        </w:tc>
+        <w:tc>
+          <w:tcPr/>
+          <w:p>
+            <w:pPr>
+              <w:pStyle w:val="Compact"/>
+            </w:pPr>
+            <w:r>
               <w:t xml:space="preserve">Lets the Markets Analyst ground claims in real numbers, no key</w:t>
             </w:r>
           </w:p>
@@ -899,8 +1192,8 @@
         <w:t xml:space="preserve">back off on errors; store only summaries + links (not full copyrighted text).</w:t>
       </w:r>
     </w:p>
-    <w:bookmarkEnd w:id="12"/>
-    <w:bookmarkStart w:id="13" w:name="idempotency-dedupe"/>
+    <w:bookmarkEnd w:id="13"/>
+    <w:bookmarkStart w:id="14" w:name="idempotency-dedupe"/>
     <w:p>
       <w:pPr>
         <w:pStyle w:val="Heading2"/>
@@ -914,7 +1207,7 @@
         <w:pStyle w:val="Compact"/>
         <w:numPr>
           <w:ilvl w:val="0"/>
-          <w:numId w:val="1002"/>
+          <w:numId w:val="1003"/>
         </w:numPr>
       </w:pPr>
       <w:r>
@@ -941,7 +1234,7 @@
         <w:pStyle w:val="Compact"/>
         <w:numPr>
           <w:ilvl w:val="0"/>
-          <w:numId w:val="1002"/>
+          <w:numId w:val="1003"/>
         </w:numPr>
       </w:pPr>
       <w:r>
@@ -953,15 +1246,15 @@
         <w:pStyle w:val="Compact"/>
         <w:numPr>
           <w:ilvl w:val="0"/>
-          <w:numId w:val="1002"/>
+          <w:numId w:val="1003"/>
         </w:numPr>
       </w:pPr>
       <w:r>
         <w:t xml:space="preserve">The poller’s atomic claim guarantees a question is processed exactly once.</w:t>
       </w:r>
     </w:p>
-    <w:bookmarkEnd w:id="13"/>
-    <w:bookmarkStart w:id="14" w:name="what-runs-where"/>
+    <w:bookmarkEnd w:id="14"/>
+    <w:bookmarkStart w:id="15" w:name="what-runs-where"/>
     <w:p>
       <w:pPr>
         <w:pStyle w:val="Heading2"/>
@@ -1153,8 +1446,45 @@
         </w:tc>
       </w:tr>
     </w:tbl>
-    <w:bookmarkEnd w:id="14"/>
+    <w:p>
+      <w:pPr>
+        <w:pStyle w:val="Compact"/>
+        <w:numPr>
+          <w:ilvl w:val="0"/>
+          <w:numId w:val="1004"/>
+        </w:numPr>
+      </w:pPr>
+      <w:r>
+        <w:rPr>
+          <w:b/>
+          <w:bCs/>
+        </w:rPr>
+        <w:t xml:space="preserve">Concrete entrypoint:</w:t>
+      </w:r>
+      <w:r>
+        <w:t xml:space="preserve"> </w:t>
+      </w:r>
+      <w:r>
+        <w:rPr>
+          <w:rStyle w:val="VerbatimChar"/>
+        </w:rPr>
+        <w:t xml:space="preserve">engine/worldnews/pipeline.py::run_all(rss_feeds, gdelt_queries)</w:t>
+      </w:r>
+      <w:r>
+        <w:t xml:space="preserve"> </w:t>
+      </w:r>
+      <w:r>
+        <w:t xml:space="preserve">runs ingest → embed → cluster. RSS feed list + GDELT queries are passed in by the</w:t>
+      </w:r>
+      <w:r>
+        <w:t xml:space="preserve"> </w:t>
+      </w:r>
+      <w:r>
+        <w:t xml:space="preserve">caller (n8n in Plan 2).</w:t>
+      </w:r>
+    </w:p>
     <w:bookmarkEnd w:id="15"/>
+    <w:bookmarkEnd w:id="16"/>
     <w:sectPr>
       <w:footnotePr>
         <w:numRestart w:val="eachSect"/>
@@ -1487,6 +1817,12 @@
     </w:lvlOverride>
   </w:num>
   <w:num w:numId="1002">
+    <w:abstractNumId w:val="991"/>
+  </w:num>
+  <w:num w:numId="1003">
+    <w:abstractNumId w:val="991"/>
+  </w:num>
+  <w:num w:numId="1004">
     <w:abstractNumId w:val="991"/>
   </w:num>
 </w:numbering>
